--- a/files/kang_cv.docx
+++ b/files/kang_cv.docx
@@ -1,6 +1,6 @@
 
 <file path=word/document.xml><?xml version="1.0" encoding="utf-8"?>
-<w:document xmlns:wpc="http://schemas.microsoft.com/office/word/2010/wordprocessingCanvas" xmlns:cx="http://schemas.microsoft.com/office/drawing/2014/chartex" xmlns:cx1="http://schemas.microsoft.com/office/drawing/2015/9/8/chartex" xmlns:cx2="http://schemas.microsoft.com/office/drawing/2015/10/21/chartex" xmlns:cx3="http://schemas.microsoft.com/office/drawing/2016/5/9/chartex" xmlns:cx4="http://schemas.microsoft.com/office/drawing/2016/5/10/chartex" xmlns:cx5="http://schemas.microsoft.com/office/drawing/2016/5/11/chartex" xmlns:cx6="http://schemas.microsoft.com/office/drawing/2016/5/12/chartex" xmlns:cx7="http://schemas.microsoft.com/office/drawing/2016/5/13/chartex" xmlns:cx8="http://schemas.microsoft.com/office/drawing/2016/5/14/chartex" xmlns:mc="http://schemas.openxmlformats.org/markup-compatibility/2006" xmlns:aink="http://schemas.microsoft.com/office/drawing/2016/ink" xmlns:am3d="http://schemas.microsoft.com/office/drawing/2017/model3d" xmlns:o="urn:schemas-microsoft-com:office:office" xmlns:oel="http://schemas.microsoft.com/office/2019/extlst" xmlns:r="http://schemas.openxmlformats.org/officeDocument/2006/relationships" xmlns:m="http://schemas.openxmlformats.org/officeDocument/2006/math" xmlns:v="urn:schemas-microsoft-com:vml" xmlns:wp14="http://schemas.microsoft.com/office/word/2010/wordprocessingDrawing" xmlns:wp="http://schemas.openxmlformats.org/drawingml/2006/wordprocessingDrawing" xmlns:w10="urn:schemas-microsoft-com:office:word" xmlns:w="http://schemas.openxmlformats.org/wordprocessingml/2006/main" xmlns:w14="http://schemas.microsoft.com/office/word/2010/wordml" xmlns:w15="http://schemas.microsoft.com/office/word/2012/wordml" xmlns:w16cex="http://schemas.microsoft.com/office/word/2018/wordml/cex" xmlns:w16cid="http://schemas.microsoft.com/office/word/2016/wordml/cid" xmlns:w16="http://schemas.microsoft.com/office/word/2018/wordml" xmlns:w16du="http://schemas.microsoft.com/office/word/2023/wordml/word16du" xmlns:w16sdtdh="http://schemas.microsoft.com/office/word/2020/wordml/sdtdatahash" xmlns:w16sdtfl="http://schemas.microsoft.com/office/word/2024/wordml/sdtformatlock" xmlns:w16se="http://schemas.microsoft.com/office/word/2015/wordml/symex" xmlns:wpg="http://schemas.microsoft.com/office/word/2010/wordprocessingGroup" xmlns:wpi="http://schemas.microsoft.com/office/word/2010/wordprocessingInk" xmlns:wne="http://schemas.microsoft.com/office/word/2006/wordml" xmlns:wps="http://schemas.microsoft.com/office/word/2010/wordprocessingShape" mc:Ignorable="w14 w15 w16se w16cid w16 w16cex w16sdtdh w16sdtfl w16du wp14">
+<w:document xmlns:wpc="http://schemas.microsoft.com/office/word/2010/wordprocessingCanvas" xmlns:cx="http://schemas.microsoft.com/office/drawing/2014/chartex" xmlns:cx1="http://schemas.microsoft.com/office/drawing/2015/9/8/chartex" xmlns:cx2="http://schemas.microsoft.com/office/drawing/2015/10/21/chartex" xmlns:cx3="http://schemas.microsoft.com/office/drawing/2016/5/9/chartex" xmlns:cx4="http://schemas.microsoft.com/office/drawing/2016/5/10/chartex" xmlns:cx5="http://schemas.microsoft.com/office/drawing/2016/5/11/chartex" xmlns:cx6="http://schemas.microsoft.com/office/drawing/2016/5/12/chartex" xmlns:cx7="http://schemas.microsoft.com/office/drawing/2016/5/13/chartex" xmlns:cx8="http://schemas.microsoft.com/office/drawing/2016/5/14/chartex" xmlns:mc="http://schemas.openxmlformats.org/markup-compatibility/2006" xmlns:m="http://schemas.openxmlformats.org/officeDocument/2006/math" xmlns:aink="http://schemas.microsoft.com/office/drawing/2016/ink" xmlns:am3d="http://schemas.microsoft.com/office/drawing/2017/model3d" xmlns:oel="http://schemas.microsoft.com/office/2019/extlst" xmlns:r="http://schemas.openxmlformats.org/officeDocument/2006/relationships" xmlns:wp14="http://schemas.microsoft.com/office/word/2010/wordprocessingDrawing" xmlns:wp="http://schemas.openxmlformats.org/drawingml/2006/wordprocessingDrawing" xmlns:wpg="http://schemas.microsoft.com/office/word/2010/wordprocessingGroup" xmlns:wpi="http://schemas.microsoft.com/office/word/2010/wordprocessingInk" xmlns:wps="http://schemas.microsoft.com/office/word/2010/wordprocessingShape" xmlns:o="urn:schemas-microsoft-com:office:office" xmlns:v="urn:schemas-microsoft-com:vml" xmlns:w10="urn:schemas-microsoft-com:office:word" xmlns:w="http://schemas.openxmlformats.org/wordprocessingml/2006/main" xmlns:w14="http://schemas.microsoft.com/office/word/2010/wordml" xmlns:w15="http://schemas.microsoft.com/office/word/2012/wordml" xmlns:w16cex="http://schemas.microsoft.com/office/word/2018/wordml/cex" xmlns:w16cid="http://schemas.microsoft.com/office/word/2016/wordml/cid" xmlns:w16="http://schemas.microsoft.com/office/word/2018/wordml" xmlns:w16sdtdh="http://schemas.microsoft.com/office/word/2020/wordml/sdtdatahash" xmlns:w16sdtfl="http://schemas.microsoft.com/office/word/2024/wordml/sdtformatlock" xmlns:w16se="http://schemas.microsoft.com/office/word/2015/wordml/symex" xmlns:w16du="http://schemas.microsoft.com/office/word/2023/wordml/word16du" xmlns:wne="http://schemas.microsoft.com/office/word/2006/wordml" mc:Ignorable="w14 w15 w16se w16cid w16 w16cex w16sdtdh w16sdtfl w16du wp14">
   <w:body>
     <w:p>
       <w:pPr>
@@ -34,7 +34,7 @@
           <w:sz w:val="24"/>
           <w:szCs w:val="24"/>
         </w:rPr>
-        <w:t>March</w:t>
+        <w:t>September</w:t>
       </w:r>
       <w:r>
         <w:rPr>
@@ -1864,6 +1864,13 @@
                 <w:sz w:val="24"/>
                 <w:szCs w:val="24"/>
               </w:rPr>
+              <w:t xml:space="preserve">Stanford GSB, </w:t>
+            </w:r>
+            <w:r>
+              <w:rPr>
+                <w:sz w:val="24"/>
+                <w:szCs w:val="24"/>
+              </w:rPr>
               <w:t>UCLA</w:t>
             </w:r>
             <w:r>
@@ -1871,7 +1878,7 @@
                 <w:sz w:val="24"/>
                 <w:szCs w:val="24"/>
               </w:rPr>
-              <w:t>, Carnegie Mellon University</w:t>
+              <w:t>, Kellogg MEDS</w:t>
             </w:r>
           </w:p>
         </w:tc>
@@ -3308,6 +3315,16 @@
                 <w:szCs w:val="24"/>
               </w:rPr>
             </w:pPr>
+          </w:p>
+          <w:p>
+            <w:pPr>
+              <w:spacing w:line="276" w:lineRule="auto"/>
+              <w:jc w:val="both"/>
+              <w:rPr>
+                <w:sz w:val="24"/>
+                <w:szCs w:val="24"/>
+              </w:rPr>
+            </w:pPr>
             <w:r>
               <w:rPr>
                 <w:sz w:val="24"/>
@@ -3370,6 +3387,13 @@
                 <w:szCs w:val="24"/>
               </w:rPr>
               <w:t>, Washington Political Economy Conference, Seoul Political Economy Conference</w:t>
+            </w:r>
+            <w:r>
+              <w:rPr>
+                <w:sz w:val="24"/>
+                <w:szCs w:val="24"/>
+              </w:rPr>
+              <w:t xml:space="preserve">, FTC Microeconomics Conference, Structural Micro Conference at Rice University </w:t>
             </w:r>
           </w:p>
           <w:p>
@@ -3582,7 +3606,15 @@
                 <w:sz w:val="24"/>
                 <w:szCs w:val="24"/>
               </w:rPr>
-              <w:t>Empirical Models of Political Economy Conference, Arizona State University 7</w:t>
+              <w:t xml:space="preserve">Empirical Models of Political Economy Conference, Arizona </w:t>
+            </w:r>
+            <w:r>
+              <w:rPr>
+                <w:sz w:val="24"/>
+                <w:szCs w:val="24"/>
+              </w:rPr>
+              <w:lastRenderedPageBreak/>
+              <w:t>State University 7</w:t>
             </w:r>
             <w:r>
               <w:rPr>
@@ -3618,15 +3650,7 @@
                 <w:sz w:val="24"/>
                 <w:szCs w:val="24"/>
               </w:rPr>
-              <w:t xml:space="preserve"> Non-Market </w:t>
-            </w:r>
-            <w:r>
-              <w:rPr>
-                <w:sz w:val="24"/>
-                <w:szCs w:val="24"/>
-              </w:rPr>
-              <w:lastRenderedPageBreak/>
-              <w:t>Effects of Market Power Conference at Columbia Business School,</w:t>
+              <w:t xml:space="preserve"> Non-Market Effects of Market Power Conference at Columbia Business School,</w:t>
             </w:r>
             <w:r>
               <w:rPr>
@@ -4807,6 +4831,7 @@
           <w:sz w:val="24"/>
           <w:szCs w:val="24"/>
         </w:rPr>
+        <w:lastRenderedPageBreak/>
         <w:t xml:space="preserve">  WASTL</w:t>
       </w:r>
       <w:r>
@@ -4845,7 +4870,6 @@
           <w:sz w:val="24"/>
           <w:szCs w:val="24"/>
         </w:rPr>
-        <w:lastRenderedPageBreak/>
         <w:t>Professional Activities</w:t>
       </w:r>
     </w:p>
@@ -5256,7 +5280,7 @@
 </file>
 
 <file path=word/endnotes.xml><?xml version="1.0" encoding="utf-8"?>
-<w:endnotes xmlns:wpc="http://schemas.microsoft.com/office/word/2010/wordprocessingCanvas" xmlns:cx="http://schemas.microsoft.com/office/drawing/2014/chartex" xmlns:cx1="http://schemas.microsoft.com/office/drawing/2015/9/8/chartex" xmlns:cx2="http://schemas.microsoft.com/office/drawing/2015/10/21/chartex" xmlns:cx3="http://schemas.microsoft.com/office/drawing/2016/5/9/chartex" xmlns:cx4="http://schemas.microsoft.com/office/drawing/2016/5/10/chartex" xmlns:cx5="http://schemas.microsoft.com/office/drawing/2016/5/11/chartex" xmlns:cx6="http://schemas.microsoft.com/office/drawing/2016/5/12/chartex" xmlns:cx7="http://schemas.microsoft.com/office/drawing/2016/5/13/chartex" xmlns:cx8="http://schemas.microsoft.com/office/drawing/2016/5/14/chartex" xmlns:mc="http://schemas.openxmlformats.org/markup-compatibility/2006" xmlns:aink="http://schemas.microsoft.com/office/drawing/2016/ink" xmlns:am3d="http://schemas.microsoft.com/office/drawing/2017/model3d" xmlns:o="urn:schemas-microsoft-com:office:office" xmlns:oel="http://schemas.microsoft.com/office/2019/extlst" xmlns:r="http://schemas.openxmlformats.org/officeDocument/2006/relationships" xmlns:m="http://schemas.openxmlformats.org/officeDocument/2006/math" xmlns:v="urn:schemas-microsoft-com:vml" xmlns:wp14="http://schemas.microsoft.com/office/word/2010/wordprocessingDrawing" xmlns:wp="http://schemas.openxmlformats.org/drawingml/2006/wordprocessingDrawing" xmlns:w10="urn:schemas-microsoft-com:office:word" xmlns:w="http://schemas.openxmlformats.org/wordprocessingml/2006/main" xmlns:w14="http://schemas.microsoft.com/office/word/2010/wordml" xmlns:w15="http://schemas.microsoft.com/office/word/2012/wordml" xmlns:w16cex="http://schemas.microsoft.com/office/word/2018/wordml/cex" xmlns:w16cid="http://schemas.microsoft.com/office/word/2016/wordml/cid" xmlns:w16="http://schemas.microsoft.com/office/word/2018/wordml" xmlns:w16du="http://schemas.microsoft.com/office/word/2023/wordml/word16du" xmlns:w16sdtdh="http://schemas.microsoft.com/office/word/2020/wordml/sdtdatahash" xmlns:w16sdtfl="http://schemas.microsoft.com/office/word/2024/wordml/sdtformatlock" xmlns:w16se="http://schemas.microsoft.com/office/word/2015/wordml/symex" xmlns:wpg="http://schemas.microsoft.com/office/word/2010/wordprocessingGroup" xmlns:wpi="http://schemas.microsoft.com/office/word/2010/wordprocessingInk" xmlns:wne="http://schemas.microsoft.com/office/word/2006/wordml" xmlns:wps="http://schemas.microsoft.com/office/word/2010/wordprocessingShape" mc:Ignorable="w14 w15 w16se w16cid w16 w16cex w16sdtdh w16sdtfl w16du wp14">
+<w:endnotes xmlns:wpc="http://schemas.microsoft.com/office/word/2010/wordprocessingCanvas" xmlns:cx="http://schemas.microsoft.com/office/drawing/2014/chartex" xmlns:cx1="http://schemas.microsoft.com/office/drawing/2015/9/8/chartex" xmlns:cx2="http://schemas.microsoft.com/office/drawing/2015/10/21/chartex" xmlns:cx3="http://schemas.microsoft.com/office/drawing/2016/5/9/chartex" xmlns:cx4="http://schemas.microsoft.com/office/drawing/2016/5/10/chartex" xmlns:cx5="http://schemas.microsoft.com/office/drawing/2016/5/11/chartex" xmlns:cx6="http://schemas.microsoft.com/office/drawing/2016/5/12/chartex" xmlns:cx7="http://schemas.microsoft.com/office/drawing/2016/5/13/chartex" xmlns:cx8="http://schemas.microsoft.com/office/drawing/2016/5/14/chartex" xmlns:mc="http://schemas.openxmlformats.org/markup-compatibility/2006" xmlns:m="http://schemas.openxmlformats.org/officeDocument/2006/math" xmlns:aink="http://schemas.microsoft.com/office/drawing/2016/ink" xmlns:am3d="http://schemas.microsoft.com/office/drawing/2017/model3d" xmlns:oel="http://schemas.microsoft.com/office/2019/extlst" xmlns:r="http://schemas.openxmlformats.org/officeDocument/2006/relationships" xmlns:wp14="http://schemas.microsoft.com/office/word/2010/wordprocessingDrawing" xmlns:wp="http://schemas.openxmlformats.org/drawingml/2006/wordprocessingDrawing" xmlns:wpg="http://schemas.microsoft.com/office/word/2010/wordprocessingGroup" xmlns:wpi="http://schemas.microsoft.com/office/word/2010/wordprocessingInk" xmlns:wps="http://schemas.microsoft.com/office/word/2010/wordprocessingShape" xmlns:o="urn:schemas-microsoft-com:office:office" xmlns:v="urn:schemas-microsoft-com:vml" xmlns:w10="urn:schemas-microsoft-com:office:word" xmlns:w="http://schemas.openxmlformats.org/wordprocessingml/2006/main" xmlns:w14="http://schemas.microsoft.com/office/word/2010/wordml" xmlns:w15="http://schemas.microsoft.com/office/word/2012/wordml" xmlns:w16cex="http://schemas.microsoft.com/office/word/2018/wordml/cex" xmlns:w16cid="http://schemas.microsoft.com/office/word/2016/wordml/cid" xmlns:w16="http://schemas.microsoft.com/office/word/2018/wordml" xmlns:w16sdtdh="http://schemas.microsoft.com/office/word/2020/wordml/sdtdatahash" xmlns:w16sdtfl="http://schemas.microsoft.com/office/word/2024/wordml/sdtformatlock" xmlns:w16se="http://schemas.microsoft.com/office/word/2015/wordml/symex" xmlns:w16du="http://schemas.microsoft.com/office/word/2023/wordml/word16du" xmlns:wne="http://schemas.microsoft.com/office/word/2006/wordml" mc:Ignorable="w14 w15 w16se w16cid w16 w16cex w16sdtdh w16sdtfl w16du wp14">
   <w:endnote w:type="separator" w:id="-1">
     <w:p>
       <w:r>
@@ -5275,7 +5299,7 @@
 </file>
 
 <file path=word/footer1.xml><?xml version="1.0" encoding="utf-8"?>
-<w:ftr xmlns:wpc="http://schemas.microsoft.com/office/word/2010/wordprocessingCanvas" xmlns:cx="http://schemas.microsoft.com/office/drawing/2014/chartex" xmlns:cx1="http://schemas.microsoft.com/office/drawing/2015/9/8/chartex" xmlns:cx2="http://schemas.microsoft.com/office/drawing/2015/10/21/chartex" xmlns:cx3="http://schemas.microsoft.com/office/drawing/2016/5/9/chartex" xmlns:cx4="http://schemas.microsoft.com/office/drawing/2016/5/10/chartex" xmlns:cx5="http://schemas.microsoft.com/office/drawing/2016/5/11/chartex" xmlns:cx6="http://schemas.microsoft.com/office/drawing/2016/5/12/chartex" xmlns:cx7="http://schemas.microsoft.com/office/drawing/2016/5/13/chartex" xmlns:cx8="http://schemas.microsoft.com/office/drawing/2016/5/14/chartex" xmlns:mc="http://schemas.openxmlformats.org/markup-compatibility/2006" xmlns:aink="http://schemas.microsoft.com/office/drawing/2016/ink" xmlns:am3d="http://schemas.microsoft.com/office/drawing/2017/model3d" xmlns:o="urn:schemas-microsoft-com:office:office" xmlns:oel="http://schemas.microsoft.com/office/2019/extlst" xmlns:r="http://schemas.openxmlformats.org/officeDocument/2006/relationships" xmlns:m="http://schemas.openxmlformats.org/officeDocument/2006/math" xmlns:v="urn:schemas-microsoft-com:vml" xmlns:wp14="http://schemas.microsoft.com/office/word/2010/wordprocessingDrawing" xmlns:wp="http://schemas.openxmlformats.org/drawingml/2006/wordprocessingDrawing" xmlns:w10="urn:schemas-microsoft-com:office:word" xmlns:w="http://schemas.openxmlformats.org/wordprocessingml/2006/main" xmlns:w14="http://schemas.microsoft.com/office/word/2010/wordml" xmlns:w15="http://schemas.microsoft.com/office/word/2012/wordml" xmlns:w16cex="http://schemas.microsoft.com/office/word/2018/wordml/cex" xmlns:w16cid="http://schemas.microsoft.com/office/word/2016/wordml/cid" xmlns:w16="http://schemas.microsoft.com/office/word/2018/wordml" xmlns:w16du="http://schemas.microsoft.com/office/word/2023/wordml/word16du" xmlns:w16sdtdh="http://schemas.microsoft.com/office/word/2020/wordml/sdtdatahash" xmlns:w16sdtfl="http://schemas.microsoft.com/office/word/2024/wordml/sdtformatlock" xmlns:w16se="http://schemas.microsoft.com/office/word/2015/wordml/symex" xmlns:wpg="http://schemas.microsoft.com/office/word/2010/wordprocessingGroup" xmlns:wpi="http://schemas.microsoft.com/office/word/2010/wordprocessingInk" xmlns:wne="http://schemas.microsoft.com/office/word/2006/wordml" xmlns:wps="http://schemas.microsoft.com/office/word/2010/wordprocessingShape" mc:Ignorable="w14 w15 w16se w16cid w16 w16cex w16sdtdh w16sdtfl w16du wp14">
+<w:ftr xmlns:wpc="http://schemas.microsoft.com/office/word/2010/wordprocessingCanvas" xmlns:cx="http://schemas.microsoft.com/office/drawing/2014/chartex" xmlns:cx1="http://schemas.microsoft.com/office/drawing/2015/9/8/chartex" xmlns:cx2="http://schemas.microsoft.com/office/drawing/2015/10/21/chartex" xmlns:cx3="http://schemas.microsoft.com/office/drawing/2016/5/9/chartex" xmlns:cx4="http://schemas.microsoft.com/office/drawing/2016/5/10/chartex" xmlns:cx5="http://schemas.microsoft.com/office/drawing/2016/5/11/chartex" xmlns:cx6="http://schemas.microsoft.com/office/drawing/2016/5/12/chartex" xmlns:cx7="http://schemas.microsoft.com/office/drawing/2016/5/13/chartex" xmlns:cx8="http://schemas.microsoft.com/office/drawing/2016/5/14/chartex" xmlns:mc="http://schemas.openxmlformats.org/markup-compatibility/2006" xmlns:m="http://schemas.openxmlformats.org/officeDocument/2006/math" xmlns:aink="http://schemas.microsoft.com/office/drawing/2016/ink" xmlns:am3d="http://schemas.microsoft.com/office/drawing/2017/model3d" xmlns:oel="http://schemas.microsoft.com/office/2019/extlst" xmlns:r="http://schemas.openxmlformats.org/officeDocument/2006/relationships" xmlns:wp14="http://schemas.microsoft.com/office/word/2010/wordprocessingDrawing" xmlns:wp="http://schemas.openxmlformats.org/drawingml/2006/wordprocessingDrawing" xmlns:wpg="http://schemas.microsoft.com/office/word/2010/wordprocessingGroup" xmlns:wpi="http://schemas.microsoft.com/office/word/2010/wordprocessingInk" xmlns:wps="http://schemas.microsoft.com/office/word/2010/wordprocessingShape" xmlns:o="urn:schemas-microsoft-com:office:office" xmlns:v="urn:schemas-microsoft-com:vml" xmlns:w10="urn:schemas-microsoft-com:office:word" xmlns:w="http://schemas.openxmlformats.org/wordprocessingml/2006/main" xmlns:w14="http://schemas.microsoft.com/office/word/2010/wordml" xmlns:w15="http://schemas.microsoft.com/office/word/2012/wordml" xmlns:w16cex="http://schemas.microsoft.com/office/word/2018/wordml/cex" xmlns:w16cid="http://schemas.microsoft.com/office/word/2016/wordml/cid" xmlns:w16="http://schemas.microsoft.com/office/word/2018/wordml" xmlns:w16sdtdh="http://schemas.microsoft.com/office/word/2020/wordml/sdtdatahash" xmlns:w16sdtfl="http://schemas.microsoft.com/office/word/2024/wordml/sdtformatlock" xmlns:w16se="http://schemas.microsoft.com/office/word/2015/wordml/symex" xmlns:w16du="http://schemas.microsoft.com/office/word/2023/wordml/word16du" xmlns:wne="http://schemas.microsoft.com/office/word/2006/wordml" mc:Ignorable="w14 w15 w16se w16cid w16 w16cex w16sdtdh w16sdtfl w16du wp14">
   <w:sdt>
     <w:sdtPr>
       <w:rPr>
@@ -5327,7 +5351,7 @@
 </file>
 
 <file path=word/footer2.xml><?xml version="1.0" encoding="utf-8"?>
-<w:ftr xmlns:wpc="http://schemas.microsoft.com/office/word/2010/wordprocessingCanvas" xmlns:cx="http://schemas.microsoft.com/office/drawing/2014/chartex" xmlns:cx1="http://schemas.microsoft.com/office/drawing/2015/9/8/chartex" xmlns:cx2="http://schemas.microsoft.com/office/drawing/2015/10/21/chartex" xmlns:cx3="http://schemas.microsoft.com/office/drawing/2016/5/9/chartex" xmlns:cx4="http://schemas.microsoft.com/office/drawing/2016/5/10/chartex" xmlns:cx5="http://schemas.microsoft.com/office/drawing/2016/5/11/chartex" xmlns:cx6="http://schemas.microsoft.com/office/drawing/2016/5/12/chartex" xmlns:cx7="http://schemas.microsoft.com/office/drawing/2016/5/13/chartex" xmlns:cx8="http://schemas.microsoft.com/office/drawing/2016/5/14/chartex" xmlns:mc="http://schemas.openxmlformats.org/markup-compatibility/2006" xmlns:aink="http://schemas.microsoft.com/office/drawing/2016/ink" xmlns:am3d="http://schemas.microsoft.com/office/drawing/2017/model3d" xmlns:o="urn:schemas-microsoft-com:office:office" xmlns:oel="http://schemas.microsoft.com/office/2019/extlst" xmlns:r="http://schemas.openxmlformats.org/officeDocument/2006/relationships" xmlns:m="http://schemas.openxmlformats.org/officeDocument/2006/math" xmlns:v="urn:schemas-microsoft-com:vml" xmlns:wp14="http://schemas.microsoft.com/office/word/2010/wordprocessingDrawing" xmlns:wp="http://schemas.openxmlformats.org/drawingml/2006/wordprocessingDrawing" xmlns:w10="urn:schemas-microsoft-com:office:word" xmlns:w="http://schemas.openxmlformats.org/wordprocessingml/2006/main" xmlns:w14="http://schemas.microsoft.com/office/word/2010/wordml" xmlns:w15="http://schemas.microsoft.com/office/word/2012/wordml" xmlns:w16cex="http://schemas.microsoft.com/office/word/2018/wordml/cex" xmlns:w16cid="http://schemas.microsoft.com/office/word/2016/wordml/cid" xmlns:w16="http://schemas.microsoft.com/office/word/2018/wordml" xmlns:w16du="http://schemas.microsoft.com/office/word/2023/wordml/word16du" xmlns:w16sdtdh="http://schemas.microsoft.com/office/word/2020/wordml/sdtdatahash" xmlns:w16sdtfl="http://schemas.microsoft.com/office/word/2024/wordml/sdtformatlock" xmlns:w16se="http://schemas.microsoft.com/office/word/2015/wordml/symex" xmlns:wpg="http://schemas.microsoft.com/office/word/2010/wordprocessingGroup" xmlns:wpi="http://schemas.microsoft.com/office/word/2010/wordprocessingInk" xmlns:wne="http://schemas.microsoft.com/office/word/2006/wordml" xmlns:wps="http://schemas.microsoft.com/office/word/2010/wordprocessingShape" mc:Ignorable="w14 w15 w16se w16cid w16 w16cex w16sdtdh w16sdtfl w16du wp14">
+<w:ftr xmlns:wpc="http://schemas.microsoft.com/office/word/2010/wordprocessingCanvas" xmlns:cx="http://schemas.microsoft.com/office/drawing/2014/chartex" xmlns:cx1="http://schemas.microsoft.com/office/drawing/2015/9/8/chartex" xmlns:cx2="http://schemas.microsoft.com/office/drawing/2015/10/21/chartex" xmlns:cx3="http://schemas.microsoft.com/office/drawing/2016/5/9/chartex" xmlns:cx4="http://schemas.microsoft.com/office/drawing/2016/5/10/chartex" xmlns:cx5="http://schemas.microsoft.com/office/drawing/2016/5/11/chartex" xmlns:cx6="http://schemas.microsoft.com/office/drawing/2016/5/12/chartex" xmlns:cx7="http://schemas.microsoft.com/office/drawing/2016/5/13/chartex" xmlns:cx8="http://schemas.microsoft.com/office/drawing/2016/5/14/chartex" xmlns:mc="http://schemas.openxmlformats.org/markup-compatibility/2006" xmlns:m="http://schemas.openxmlformats.org/officeDocument/2006/math" xmlns:aink="http://schemas.microsoft.com/office/drawing/2016/ink" xmlns:am3d="http://schemas.microsoft.com/office/drawing/2017/model3d" xmlns:oel="http://schemas.microsoft.com/office/2019/extlst" xmlns:r="http://schemas.openxmlformats.org/officeDocument/2006/relationships" xmlns:wp14="http://schemas.microsoft.com/office/word/2010/wordprocessingDrawing" xmlns:wp="http://schemas.openxmlformats.org/drawingml/2006/wordprocessingDrawing" xmlns:wpg="http://schemas.microsoft.com/office/word/2010/wordprocessingGroup" xmlns:wpi="http://schemas.microsoft.com/office/word/2010/wordprocessingInk" xmlns:wps="http://schemas.microsoft.com/office/word/2010/wordprocessingShape" xmlns:o="urn:schemas-microsoft-com:office:office" xmlns:v="urn:schemas-microsoft-com:vml" xmlns:w10="urn:schemas-microsoft-com:office:word" xmlns:w="http://schemas.openxmlformats.org/wordprocessingml/2006/main" xmlns:w14="http://schemas.microsoft.com/office/word/2010/wordml" xmlns:w15="http://schemas.microsoft.com/office/word/2012/wordml" xmlns:w16cex="http://schemas.microsoft.com/office/word/2018/wordml/cex" xmlns:w16cid="http://schemas.microsoft.com/office/word/2016/wordml/cid" xmlns:w16="http://schemas.microsoft.com/office/word/2018/wordml" xmlns:w16sdtdh="http://schemas.microsoft.com/office/word/2020/wordml/sdtdatahash" xmlns:w16sdtfl="http://schemas.microsoft.com/office/word/2024/wordml/sdtformatlock" xmlns:w16se="http://schemas.microsoft.com/office/word/2015/wordml/symex" xmlns:w16du="http://schemas.microsoft.com/office/word/2023/wordml/word16du" xmlns:wne="http://schemas.microsoft.com/office/word/2006/wordml" mc:Ignorable="w14 w15 w16se w16cid w16 w16cex w16sdtdh w16sdtfl w16du wp14">
   <w:sdt>
     <w:sdtPr>
       <w:rPr>
@@ -5392,7 +5416,7 @@
 </file>
 
 <file path=word/footnotes.xml><?xml version="1.0" encoding="utf-8"?>
-<w:footnotes xmlns:wpc="http://schemas.microsoft.com/office/word/2010/wordprocessingCanvas" xmlns:cx="http://schemas.microsoft.com/office/drawing/2014/chartex" xmlns:cx1="http://schemas.microsoft.com/office/drawing/2015/9/8/chartex" xmlns:cx2="http://schemas.microsoft.com/office/drawing/2015/10/21/chartex" xmlns:cx3="http://schemas.microsoft.com/office/drawing/2016/5/9/chartex" xmlns:cx4="http://schemas.microsoft.com/office/drawing/2016/5/10/chartex" xmlns:cx5="http://schemas.microsoft.com/office/drawing/2016/5/11/chartex" xmlns:cx6="http://schemas.microsoft.com/office/drawing/2016/5/12/chartex" xmlns:cx7="http://schemas.microsoft.com/office/drawing/2016/5/13/chartex" xmlns:cx8="http://schemas.microsoft.com/office/drawing/2016/5/14/chartex" xmlns:mc="http://schemas.openxmlformats.org/markup-compatibility/2006" xmlns:aink="http://schemas.microsoft.com/office/drawing/2016/ink" xmlns:am3d="http://schemas.microsoft.com/office/drawing/2017/model3d" xmlns:o="urn:schemas-microsoft-com:office:office" xmlns:oel="http://schemas.microsoft.com/office/2019/extlst" xmlns:r="http://schemas.openxmlformats.org/officeDocument/2006/relationships" xmlns:m="http://schemas.openxmlformats.org/officeDocument/2006/math" xmlns:v="urn:schemas-microsoft-com:vml" xmlns:wp14="http://schemas.microsoft.com/office/word/2010/wordprocessingDrawing" xmlns:wp="http://schemas.openxmlformats.org/drawingml/2006/wordprocessingDrawing" xmlns:w10="urn:schemas-microsoft-com:office:word" xmlns:w="http://schemas.openxmlformats.org/wordprocessingml/2006/main" xmlns:w14="http://schemas.microsoft.com/office/word/2010/wordml" xmlns:w15="http://schemas.microsoft.com/office/word/2012/wordml" xmlns:w16cex="http://schemas.microsoft.com/office/word/2018/wordml/cex" xmlns:w16cid="http://schemas.microsoft.com/office/word/2016/wordml/cid" xmlns:w16="http://schemas.microsoft.com/office/word/2018/wordml" xmlns:w16du="http://schemas.microsoft.com/office/word/2023/wordml/word16du" xmlns:w16sdtdh="http://schemas.microsoft.com/office/word/2020/wordml/sdtdatahash" xmlns:w16sdtfl="http://schemas.microsoft.com/office/word/2024/wordml/sdtformatlock" xmlns:w16se="http://schemas.microsoft.com/office/word/2015/wordml/symex" xmlns:wpg="http://schemas.microsoft.com/office/word/2010/wordprocessingGroup" xmlns:wpi="http://schemas.microsoft.com/office/word/2010/wordprocessingInk" xmlns:wne="http://schemas.microsoft.com/office/word/2006/wordml" xmlns:wps="http://schemas.microsoft.com/office/word/2010/wordprocessingShape" mc:Ignorable="w14 w15 w16se w16cid w16 w16cex w16sdtdh w16sdtfl w16du wp14">
+<w:footnotes xmlns:wpc="http://schemas.microsoft.com/office/word/2010/wordprocessingCanvas" xmlns:cx="http://schemas.microsoft.com/office/drawing/2014/chartex" xmlns:cx1="http://schemas.microsoft.com/office/drawing/2015/9/8/chartex" xmlns:cx2="http://schemas.microsoft.com/office/drawing/2015/10/21/chartex" xmlns:cx3="http://schemas.microsoft.com/office/drawing/2016/5/9/chartex" xmlns:cx4="http://schemas.microsoft.com/office/drawing/2016/5/10/chartex" xmlns:cx5="http://schemas.microsoft.com/office/drawing/2016/5/11/chartex" xmlns:cx6="http://schemas.microsoft.com/office/drawing/2016/5/12/chartex" xmlns:cx7="http://schemas.microsoft.com/office/drawing/2016/5/13/chartex" xmlns:cx8="http://schemas.microsoft.com/office/drawing/2016/5/14/chartex" xmlns:mc="http://schemas.openxmlformats.org/markup-compatibility/2006" xmlns:m="http://schemas.openxmlformats.org/officeDocument/2006/math" xmlns:aink="http://schemas.microsoft.com/office/drawing/2016/ink" xmlns:am3d="http://schemas.microsoft.com/office/drawing/2017/model3d" xmlns:oel="http://schemas.microsoft.com/office/2019/extlst" xmlns:r="http://schemas.openxmlformats.org/officeDocument/2006/relationships" xmlns:wp14="http://schemas.microsoft.com/office/word/2010/wordprocessingDrawing" xmlns:wp="http://schemas.openxmlformats.org/drawingml/2006/wordprocessingDrawing" xmlns:wpg="http://schemas.microsoft.com/office/word/2010/wordprocessingGroup" xmlns:wpi="http://schemas.microsoft.com/office/word/2010/wordprocessingInk" xmlns:wps="http://schemas.microsoft.com/office/word/2010/wordprocessingShape" xmlns:o="urn:schemas-microsoft-com:office:office" xmlns:v="urn:schemas-microsoft-com:vml" xmlns:w10="urn:schemas-microsoft-com:office:word" xmlns:w="http://schemas.openxmlformats.org/wordprocessingml/2006/main" xmlns:w14="http://schemas.microsoft.com/office/word/2010/wordml" xmlns:w15="http://schemas.microsoft.com/office/word/2012/wordml" xmlns:w16cex="http://schemas.microsoft.com/office/word/2018/wordml/cex" xmlns:w16cid="http://schemas.microsoft.com/office/word/2016/wordml/cid" xmlns:w16="http://schemas.microsoft.com/office/word/2018/wordml" xmlns:w16sdtdh="http://schemas.microsoft.com/office/word/2020/wordml/sdtdatahash" xmlns:w16sdtfl="http://schemas.microsoft.com/office/word/2024/wordml/sdtformatlock" xmlns:w16se="http://schemas.microsoft.com/office/word/2015/wordml/symex" xmlns:w16du="http://schemas.microsoft.com/office/word/2023/wordml/word16du" xmlns:wne="http://schemas.microsoft.com/office/word/2006/wordml" mc:Ignorable="w14 w15 w16se w16cid w16 w16cex w16sdtdh w16sdtfl w16du wp14">
   <w:footnote w:type="separator" w:id="-1">
     <w:p>
       <w:r>
@@ -5411,7 +5435,7 @@
 </file>
 
 <file path=word/numbering.xml><?xml version="1.0" encoding="utf-8"?>
-<w:numbering xmlns:wpc="http://schemas.microsoft.com/office/word/2010/wordprocessingCanvas" xmlns:cx="http://schemas.microsoft.com/office/drawing/2014/chartex" xmlns:cx1="http://schemas.microsoft.com/office/drawing/2015/9/8/chartex" xmlns:cx2="http://schemas.microsoft.com/office/drawing/2015/10/21/chartex" xmlns:cx3="http://schemas.microsoft.com/office/drawing/2016/5/9/chartex" xmlns:cx4="http://schemas.microsoft.com/office/drawing/2016/5/10/chartex" xmlns:cx5="http://schemas.microsoft.com/office/drawing/2016/5/11/chartex" xmlns:cx6="http://schemas.microsoft.com/office/drawing/2016/5/12/chartex" xmlns:cx7="http://schemas.microsoft.com/office/drawing/2016/5/13/chartex" xmlns:cx8="http://schemas.microsoft.com/office/drawing/2016/5/14/chartex" xmlns:mc="http://schemas.openxmlformats.org/markup-compatibility/2006" xmlns:aink="http://schemas.microsoft.com/office/drawing/2016/ink" xmlns:am3d="http://schemas.microsoft.com/office/drawing/2017/model3d" xmlns:o="urn:schemas-microsoft-com:office:office" xmlns:oel="http://schemas.microsoft.com/office/2019/extlst" xmlns:r="http://schemas.openxmlformats.org/officeDocument/2006/relationships" xmlns:m="http://schemas.openxmlformats.org/officeDocument/2006/math" xmlns:v="urn:schemas-microsoft-com:vml" xmlns:wp14="http://schemas.microsoft.com/office/word/2010/wordprocessingDrawing" xmlns:wp="http://schemas.openxmlformats.org/drawingml/2006/wordprocessingDrawing" xmlns:w10="urn:schemas-microsoft-com:office:word" xmlns:w="http://schemas.openxmlformats.org/wordprocessingml/2006/main" xmlns:w14="http://schemas.microsoft.com/office/word/2010/wordml" xmlns:w15="http://schemas.microsoft.com/office/word/2012/wordml" xmlns:w16cex="http://schemas.microsoft.com/office/word/2018/wordml/cex" xmlns:w16cid="http://schemas.microsoft.com/office/word/2016/wordml/cid" xmlns:w16="http://schemas.microsoft.com/office/word/2018/wordml" xmlns:w16du="http://schemas.microsoft.com/office/word/2023/wordml/word16du" xmlns:w16sdtdh="http://schemas.microsoft.com/office/word/2020/wordml/sdtdatahash" xmlns:w16sdtfl="http://schemas.microsoft.com/office/word/2024/wordml/sdtformatlock" xmlns:w16se="http://schemas.microsoft.com/office/word/2015/wordml/symex" xmlns:wpg="http://schemas.microsoft.com/office/word/2010/wordprocessingGroup" xmlns:wpi="http://schemas.microsoft.com/office/word/2010/wordprocessingInk" xmlns:wne="http://schemas.microsoft.com/office/word/2006/wordml" xmlns:wps="http://schemas.microsoft.com/office/word/2010/wordprocessingShape" mc:Ignorable="w14 w15 w16se w16cid w16 w16cex w16sdtdh w16sdtfl w16du wp14">
+<w:numbering xmlns:wpc="http://schemas.microsoft.com/office/word/2010/wordprocessingCanvas" xmlns:cx="http://schemas.microsoft.com/office/drawing/2014/chartex" xmlns:cx1="http://schemas.microsoft.com/office/drawing/2015/9/8/chartex" xmlns:cx2="http://schemas.microsoft.com/office/drawing/2015/10/21/chartex" xmlns:cx3="http://schemas.microsoft.com/office/drawing/2016/5/9/chartex" xmlns:cx4="http://schemas.microsoft.com/office/drawing/2016/5/10/chartex" xmlns:cx5="http://schemas.microsoft.com/office/drawing/2016/5/11/chartex" xmlns:cx6="http://schemas.microsoft.com/office/drawing/2016/5/12/chartex" xmlns:cx7="http://schemas.microsoft.com/office/drawing/2016/5/13/chartex" xmlns:cx8="http://schemas.microsoft.com/office/drawing/2016/5/14/chartex" xmlns:mc="http://schemas.openxmlformats.org/markup-compatibility/2006" xmlns:m="http://schemas.openxmlformats.org/officeDocument/2006/math" xmlns:aink="http://schemas.microsoft.com/office/drawing/2016/ink" xmlns:am3d="http://schemas.microsoft.com/office/drawing/2017/model3d" xmlns:oel="http://schemas.microsoft.com/office/2019/extlst" xmlns:r="http://schemas.openxmlformats.org/officeDocument/2006/relationships" xmlns:wp14="http://schemas.microsoft.com/office/word/2010/wordprocessingDrawing" xmlns:wp="http://schemas.openxmlformats.org/drawingml/2006/wordprocessingDrawing" xmlns:wpg="http://schemas.microsoft.com/office/word/2010/wordprocessingGroup" xmlns:wpi="http://schemas.microsoft.com/office/word/2010/wordprocessingInk" xmlns:wps="http://schemas.microsoft.com/office/word/2010/wordprocessingShape" xmlns:o="urn:schemas-microsoft-com:office:office" xmlns:v="urn:schemas-microsoft-com:vml" xmlns:w10="urn:schemas-microsoft-com:office:word" xmlns:w="http://schemas.openxmlformats.org/wordprocessingml/2006/main" xmlns:w14="http://schemas.microsoft.com/office/word/2010/wordml" xmlns:w15="http://schemas.microsoft.com/office/word/2012/wordml" xmlns:w16cex="http://schemas.microsoft.com/office/word/2018/wordml/cex" xmlns:w16cid="http://schemas.microsoft.com/office/word/2016/wordml/cid" xmlns:w16="http://schemas.microsoft.com/office/word/2018/wordml" xmlns:w16sdtdh="http://schemas.microsoft.com/office/word/2020/wordml/sdtdatahash" xmlns:w16sdtfl="http://schemas.microsoft.com/office/word/2024/wordml/sdtformatlock" xmlns:w16se="http://schemas.microsoft.com/office/word/2015/wordml/symex" xmlns:w16du="http://schemas.microsoft.com/office/word/2023/wordml/word16du" xmlns:wne="http://schemas.microsoft.com/office/word/2006/wordml" mc:Ignorable="w14 w15 w16se w16cid w16 w16cex w16sdtdh w16sdtfl w16du wp14">
   <w:abstractNum w:abstractNumId="0" w15:restartNumberingAfterBreak="0">
     <w:nsid w:val="5728671E"/>
     <w:multiLevelType w:val="hybridMultilevel"/>
@@ -5509,7 +5533,7 @@
 </file>
 
 <file path=word/styles.xml><?xml version="1.0" encoding="utf-8"?>
-<w:styles xmlns:mc="http://schemas.openxmlformats.org/markup-compatibility/2006" xmlns:r="http://schemas.openxmlformats.org/officeDocument/2006/relationships" xmlns:w="http://schemas.openxmlformats.org/wordprocessingml/2006/main" xmlns:w14="http://schemas.microsoft.com/office/word/2010/wordml" xmlns:w15="http://schemas.microsoft.com/office/word/2012/wordml" xmlns:w16cex="http://schemas.microsoft.com/office/word/2018/wordml/cex" xmlns:w16cid="http://schemas.microsoft.com/office/word/2016/wordml/cid" xmlns:w16="http://schemas.microsoft.com/office/word/2018/wordml" xmlns:w16du="http://schemas.microsoft.com/office/word/2023/wordml/word16du" xmlns:w16sdtdh="http://schemas.microsoft.com/office/word/2020/wordml/sdtdatahash" xmlns:w16sdtfl="http://schemas.microsoft.com/office/word/2024/wordml/sdtformatlock" xmlns:w16se="http://schemas.microsoft.com/office/word/2015/wordml/symex" mc:Ignorable="w14 w15 w16se w16cid w16 w16cex w16sdtdh w16sdtfl w16du">
+<w:styles xmlns:mc="http://schemas.openxmlformats.org/markup-compatibility/2006" xmlns:r="http://schemas.openxmlformats.org/officeDocument/2006/relationships" xmlns:w="http://schemas.openxmlformats.org/wordprocessingml/2006/main" xmlns:w14="http://schemas.microsoft.com/office/word/2010/wordml" xmlns:w15="http://schemas.microsoft.com/office/word/2012/wordml" xmlns:w16cex="http://schemas.microsoft.com/office/word/2018/wordml/cex" xmlns:w16cid="http://schemas.microsoft.com/office/word/2016/wordml/cid" xmlns:w16="http://schemas.microsoft.com/office/word/2018/wordml" xmlns:w16sdtdh="http://schemas.microsoft.com/office/word/2020/wordml/sdtdatahash" xmlns:w16sdtfl="http://schemas.microsoft.com/office/word/2024/wordml/sdtformatlock" xmlns:w16se="http://schemas.microsoft.com/office/word/2015/wordml/symex" xmlns:w16du="http://schemas.microsoft.com/office/word/2023/wordml/word16du" mc:Ignorable="w14 w15 w16se w16cid w16 w16cex w16sdtdh w16sdtfl w16du">
   <w:docDefaults>
     <w:rPrDefault>
       <w:rPr>
